--- a/example_articles/countries/Sweden/3.countries_Sweden_Other_publisher.docx
+++ b/example_articles/countries/Sweden/3.countries_Sweden_Other_publisher.docx
@@ -27,17 +27,17 @@
     </w:p>
     <w:p>
       <w:r>
-        <w:t>Source File: Other publishers/Files (500) (20).DOCX</w:t>
+        <w:t>Source file: Other publishers/Files (500) (20).DOCX</w:t>
       </w:r>
     </w:p>
     <w:p>
       <w:r>
-        <w:t>Raw locations result: ['Massachusetts', 'Ohio', 'Indiana', 'New Jersey', 'North Carolina', 'New York', 'Minnesota', 'Georgia', 'Sweden']</w:t>
+        <w:t>Raw locations result, 'locations': ['Massachusetts', 'Ohio', 'Indiana', 'New Jersey', 'North Carolina', 'New York', 'Minnesota', 'Georgia', 'Sweden']</w:t>
       </w:r>
     </w:p>
     <w:p>
       <w:r>
-        <w:t>countries_stand_flat (Standardized): Sweden</w:t>
+        <w:t>Standardized locations result, 'countries_stand_flat': Sweden</w:t>
       </w:r>
     </w:p>
     <w:p>
